--- a/inst/csas-docx/resdoc-content-2026.docx
+++ b/inst/csas-docx/resdoc-content-2026.docx
@@ -177,6 +177,30 @@
           <w:lang w:val="en-CA"/>
         </w:rPr>
         <w:t>Made the headings black – why are they blue in the template!?</w:t>
+      </w:r>
+    </w:p>
+    <w:p>
+      <w:pPr>
+        <w:pStyle w:val="BodyText"/>
+        <w:numPr>
+          <w:ilvl w:val="0"/>
+          <w:numId w:val="36"/>
+        </w:numPr>
+        <w:rPr>
+          <w:b/>
+          <w:color w:val="4F81BD" w:themeColor="accent1"/>
+          <w:highlight w:val="yellow"/>
+          <w:lang w:val="en-CA"/>
+        </w:rPr>
+      </w:pPr>
+      <w:r>
+        <w:rPr>
+          <w:b/>
+          <w:color w:val="4F81BD" w:themeColor="accent1"/>
+          <w:highlight w:val="yellow"/>
+          <w:lang w:val="en-CA"/>
+        </w:rPr>
+        <w:t>Added ol style and ul style for ordered and unordered lists</w:t>
       </w:r>
     </w:p>
     <w:p>
@@ -283,21 +307,7 @@
         <w:rPr>
           <w:color w:val="4F81BD" w:themeColor="accent1"/>
         </w:rPr>
-        <w:t xml:space="preserve">Research Documents explain technical information and data to support the advice. Other headings may </w:t>
-      </w:r>
-      <w:proofErr w:type="gramStart"/>
-      <w:r>
-        <w:rPr>
-          <w:color w:val="4F81BD" w:themeColor="accent1"/>
-        </w:rPr>
-        <w:t>include:</w:t>
-      </w:r>
-      <w:proofErr w:type="gramEnd"/>
-      <w:r>
-        <w:rPr>
-          <w:color w:val="4F81BD" w:themeColor="accent1"/>
-        </w:rPr>
-        <w:t xml:space="preserve"> Methods, Results &amp; Discussion. These headings are optional and context dependent.</w:t>
+        <w:t>Research Documents explain technical information and data to support the advice. Other headings may include: Methods, Results &amp; Discussion. These headings are optional and context dependent.</w:t>
       </w:r>
       <w:r>
         <w:rPr>
@@ -515,19 +525,11 @@
       <w:r>
         <w:t>Please refer to the C</w:t>
       </w:r>
-      <w:proofErr w:type="spellStart"/>
       <w:r>
         <w:rPr>
           <w:lang w:val="en-CA"/>
         </w:rPr>
-        <w:t>hecklist</w:t>
-      </w:r>
-      <w:proofErr w:type="spellEnd"/>
-      <w:r>
-        <w:rPr>
-          <w:lang w:val="en-CA"/>
-        </w:rPr>
-        <w:t xml:space="preserve"> and the </w:t>
+        <w:t xml:space="preserve">hecklist and the </w:t>
       </w:r>
       <w:hyperlink r:id="rId16" w:history="1">
         <w:r>
@@ -546,23 +548,13 @@
         <w:t xml:space="preserve"> located on the CSAS </w:t>
       </w:r>
       <w:hyperlink r:id="rId17" w:history="1">
-        <w:proofErr w:type="spellStart"/>
         <w:r>
           <w:rPr>
             <w:rStyle w:val="Hyperlink"/>
             <w:color w:val="auto"/>
             <w:lang w:val="en-CA"/>
           </w:rPr>
-          <w:t>Sharepoint</w:t>
-        </w:r>
-        <w:proofErr w:type="spellEnd"/>
-        <w:r>
-          <w:rPr>
-            <w:rStyle w:val="Hyperlink"/>
-            <w:color w:val="auto"/>
-            <w:lang w:val="en-CA"/>
-          </w:rPr>
-          <w:t xml:space="preserve"> site</w:t>
+          <w:t>Sharepoint site</w:t>
         </w:r>
       </w:hyperlink>
       <w:r>
@@ -839,28 +831,10 @@
         <w:pStyle w:val="Heading3withnumbers"/>
       </w:pPr>
       <w:bookmarkStart w:id="25" w:name="_Toc185340361"/>
-      <w:proofErr w:type="spellStart"/>
-      <w:r>
-        <w:t>Heading</w:t>
-      </w:r>
-      <w:proofErr w:type="spellEnd"/>
-      <w:r>
-        <w:t xml:space="preserve"> 3 </w:t>
-      </w:r>
-      <w:proofErr w:type="spellStart"/>
-      <w:r>
-        <w:t>with</w:t>
-      </w:r>
-      <w:proofErr w:type="spellEnd"/>
-      <w:r>
-        <w:t xml:space="preserve"> </w:t>
-      </w:r>
-      <w:proofErr w:type="spellStart"/>
-      <w:r>
-        <w:t>numbers</w:t>
+      <w:r>
+        <w:t>Heading 3 with numbers</w:t>
       </w:r>
       <w:bookmarkEnd w:id="25"/>
-      <w:proofErr w:type="spellEnd"/>
     </w:p>
     <w:p>
       <w:pPr>
@@ -1093,19 +1067,11 @@
         </w:rPr>
         <w:t>c</w:t>
       </w:r>
-      <w:proofErr w:type="spellStart"/>
-      <w:r>
-        <w:rPr>
-          <w:color w:val="4F81BD" w:themeColor="accent1"/>
-        </w:rPr>
-        <w:t>itation</w:t>
-      </w:r>
-      <w:proofErr w:type="spellEnd"/>
-      <w:r>
-        <w:rPr>
-          <w:color w:val="4F81BD" w:themeColor="accent1"/>
-        </w:rPr>
-        <w:t>: Arial, size 11, left aligned, hanging indentation 18 pt (0.25 in, 0.63 cm), paragraph spacing 6 pt (0.08 in, 0.21 cm) before and after, keep lines together.</w:t>
+      <w:r>
+        <w:rPr>
+          <w:color w:val="4F81BD" w:themeColor="accent1"/>
+        </w:rPr>
+        <w:t>itation: Arial, size 11, left aligned, hanging indentation 18 pt (0.25 in, 0.63 cm), paragraph spacing 6 pt (0.08 in, 0.21 cm) before and after, keep lines together.</w:t>
       </w:r>
     </w:p>
     <w:p>
@@ -3623,6 +3589,234 @@
     </w:lvl>
   </w:abstractNum>
   <w:abstractNum w:abstractNumId="25" w15:restartNumberingAfterBreak="0">
+    <w:nsid w:val="5E1A4A94"/>
+    <w:multiLevelType w:val="multilevel"/>
+    <w:tmpl w:val="BDE0B074"/>
+    <w:styleLink w:val="olstyle"/>
+    <w:lvl w:ilvl="0">
+      <w:start w:val="1"/>
+      <w:numFmt w:val="decimal"/>
+      <w:lvlText w:val="%1."/>
+      <w:lvlJc w:val="left"/>
+      <w:pPr>
+        <w:ind w:left="360" w:hanging="360"/>
+      </w:pPr>
+      <w:rPr>
+        <w:rFonts w:hint="default"/>
+      </w:rPr>
+    </w:lvl>
+    <w:lvl w:ilvl="1">
+      <w:start w:val="1"/>
+      <w:numFmt w:val="lowerLetter"/>
+      <w:lvlText w:val="%2."/>
+      <w:lvlJc w:val="left"/>
+      <w:pPr>
+        <w:ind w:left="720" w:hanging="360"/>
+      </w:pPr>
+      <w:rPr>
+        <w:rFonts w:hint="default"/>
+      </w:rPr>
+    </w:lvl>
+    <w:lvl w:ilvl="2">
+      <w:start w:val="1"/>
+      <w:numFmt w:val="lowerRoman"/>
+      <w:lvlText w:val="%3."/>
+      <w:lvlJc w:val="right"/>
+      <w:pPr>
+        <w:ind w:left="1080" w:hanging="360"/>
+      </w:pPr>
+      <w:rPr>
+        <w:rFonts w:hint="default"/>
+      </w:rPr>
+    </w:lvl>
+    <w:lvl w:ilvl="3">
+      <w:start w:val="1"/>
+      <w:numFmt w:val="decimal"/>
+      <w:lvlText w:val="%4."/>
+      <w:lvlJc w:val="left"/>
+      <w:pPr>
+        <w:ind w:left="1440" w:hanging="360"/>
+      </w:pPr>
+      <w:rPr>
+        <w:rFonts w:hint="default"/>
+      </w:rPr>
+    </w:lvl>
+    <w:lvl w:ilvl="4">
+      <w:start w:val="1"/>
+      <w:numFmt w:val="lowerLetter"/>
+      <w:lvlText w:val="%5."/>
+      <w:lvlJc w:val="left"/>
+      <w:pPr>
+        <w:ind w:left="1800" w:hanging="360"/>
+      </w:pPr>
+      <w:rPr>
+        <w:rFonts w:hint="default"/>
+      </w:rPr>
+    </w:lvl>
+    <w:lvl w:ilvl="5">
+      <w:start w:val="1"/>
+      <w:numFmt w:val="lowerRoman"/>
+      <w:lvlText w:val="%6."/>
+      <w:lvlJc w:val="right"/>
+      <w:pPr>
+        <w:ind w:left="2160" w:hanging="360"/>
+      </w:pPr>
+      <w:rPr>
+        <w:rFonts w:hint="default"/>
+      </w:rPr>
+    </w:lvl>
+    <w:lvl w:ilvl="6">
+      <w:start w:val="1"/>
+      <w:numFmt w:val="decimal"/>
+      <w:lvlText w:val="%7."/>
+      <w:lvlJc w:val="left"/>
+      <w:pPr>
+        <w:ind w:left="2520" w:hanging="360"/>
+      </w:pPr>
+      <w:rPr>
+        <w:rFonts w:hint="default"/>
+      </w:rPr>
+    </w:lvl>
+    <w:lvl w:ilvl="7">
+      <w:start w:val="1"/>
+      <w:numFmt w:val="lowerLetter"/>
+      <w:lvlText w:val="%8."/>
+      <w:lvlJc w:val="left"/>
+      <w:pPr>
+        <w:ind w:left="2880" w:hanging="360"/>
+      </w:pPr>
+      <w:rPr>
+        <w:rFonts w:hint="default"/>
+      </w:rPr>
+    </w:lvl>
+    <w:lvl w:ilvl="8">
+      <w:start w:val="1"/>
+      <w:numFmt w:val="lowerRoman"/>
+      <w:lvlText w:val="%9."/>
+      <w:lvlJc w:val="right"/>
+      <w:pPr>
+        <w:ind w:left="3240" w:hanging="360"/>
+      </w:pPr>
+      <w:rPr>
+        <w:rFonts w:hint="default"/>
+      </w:rPr>
+    </w:lvl>
+  </w:abstractNum>
+  <w:abstractNum w:abstractNumId="26" w15:restartNumberingAfterBreak="0">
+    <w:nsid w:val="6B584AAA"/>
+    <w:multiLevelType w:val="multilevel"/>
+    <w:tmpl w:val="D048E428"/>
+    <w:styleLink w:val="ulstyle"/>
+    <w:lvl w:ilvl="0">
+      <w:start w:val="1"/>
+      <w:numFmt w:val="bullet"/>
+      <w:lvlText w:val=""/>
+      <w:lvlJc w:val="left"/>
+      <w:pPr>
+        <w:ind w:left="360" w:hanging="360"/>
+      </w:pPr>
+      <w:rPr>
+        <w:rFonts w:ascii="Symbol" w:hAnsi="Symbol" w:hint="default"/>
+      </w:rPr>
+    </w:lvl>
+    <w:lvl w:ilvl="1">
+      <w:start w:val="1"/>
+      <w:numFmt w:val="bullet"/>
+      <w:lvlText w:val="o"/>
+      <w:lvlJc w:val="left"/>
+      <w:pPr>
+        <w:ind w:left="720" w:hanging="360"/>
+      </w:pPr>
+      <w:rPr>
+        <w:rFonts w:ascii="Courier New" w:hAnsi="Courier New" w:cs="Courier New" w:hint="default"/>
+      </w:rPr>
+    </w:lvl>
+    <w:lvl w:ilvl="2">
+      <w:start w:val="1"/>
+      <w:numFmt w:val="bullet"/>
+      <w:lvlText w:val=""/>
+      <w:lvlJc w:val="left"/>
+      <w:pPr>
+        <w:ind w:left="1080" w:hanging="360"/>
+      </w:pPr>
+      <w:rPr>
+        <w:rFonts w:ascii="Wingdings" w:hAnsi="Wingdings" w:hint="default"/>
+      </w:rPr>
+    </w:lvl>
+    <w:lvl w:ilvl="3">
+      <w:start w:val="1"/>
+      <w:numFmt w:val="bullet"/>
+      <w:lvlText w:val=""/>
+      <w:lvlJc w:val="left"/>
+      <w:pPr>
+        <w:ind w:left="1440" w:hanging="360"/>
+      </w:pPr>
+      <w:rPr>
+        <w:rFonts w:ascii="Symbol" w:hAnsi="Symbol" w:hint="default"/>
+      </w:rPr>
+    </w:lvl>
+    <w:lvl w:ilvl="4">
+      <w:start w:val="1"/>
+      <w:numFmt w:val="bullet"/>
+      <w:lvlText w:val="o"/>
+      <w:lvlJc w:val="left"/>
+      <w:pPr>
+        <w:ind w:left="1800" w:hanging="360"/>
+      </w:pPr>
+      <w:rPr>
+        <w:rFonts w:ascii="Courier New" w:hAnsi="Courier New" w:cs="Courier New" w:hint="default"/>
+      </w:rPr>
+    </w:lvl>
+    <w:lvl w:ilvl="5">
+      <w:start w:val="1"/>
+      <w:numFmt w:val="bullet"/>
+      <w:lvlText w:val=""/>
+      <w:lvlJc w:val="left"/>
+      <w:pPr>
+        <w:ind w:left="2160" w:hanging="360"/>
+      </w:pPr>
+      <w:rPr>
+        <w:rFonts w:ascii="Wingdings" w:hAnsi="Wingdings" w:hint="default"/>
+      </w:rPr>
+    </w:lvl>
+    <w:lvl w:ilvl="6">
+      <w:start w:val="1"/>
+      <w:numFmt w:val="bullet"/>
+      <w:lvlText w:val=""/>
+      <w:lvlJc w:val="left"/>
+      <w:pPr>
+        <w:ind w:left="2520" w:hanging="360"/>
+      </w:pPr>
+      <w:rPr>
+        <w:rFonts w:ascii="Symbol" w:hAnsi="Symbol" w:hint="default"/>
+      </w:rPr>
+    </w:lvl>
+    <w:lvl w:ilvl="7">
+      <w:start w:val="1"/>
+      <w:numFmt w:val="bullet"/>
+      <w:lvlText w:val="o"/>
+      <w:lvlJc w:val="left"/>
+      <w:pPr>
+        <w:ind w:left="2880" w:hanging="360"/>
+      </w:pPr>
+      <w:rPr>
+        <w:rFonts w:ascii="Courier New" w:hAnsi="Courier New" w:cs="Courier New" w:hint="default"/>
+      </w:rPr>
+    </w:lvl>
+    <w:lvl w:ilvl="8">
+      <w:start w:val="1"/>
+      <w:numFmt w:val="bullet"/>
+      <w:lvlText w:val=""/>
+      <w:lvlJc w:val="left"/>
+      <w:pPr>
+        <w:ind w:left="3240" w:hanging="360"/>
+      </w:pPr>
+      <w:rPr>
+        <w:rFonts w:ascii="Wingdings" w:hAnsi="Wingdings" w:hint="default"/>
+      </w:rPr>
+    </w:lvl>
+  </w:abstractNum>
+  <w:abstractNum w:abstractNumId="27" w15:restartNumberingAfterBreak="0">
     <w:nsid w:val="791F7602"/>
     <w:multiLevelType w:val="hybridMultilevel"/>
     <w:tmpl w:val="4378E90A"/>
@@ -3762,7 +3956,7 @@
       </w:rPr>
     </w:lvl>
   </w:abstractNum>
-  <w:abstractNum w:abstractNumId="26" w15:restartNumberingAfterBreak="0">
+  <w:abstractNum w:abstractNumId="28" w15:restartNumberingAfterBreak="0">
     <w:nsid w:val="79406F46"/>
     <w:multiLevelType w:val="hybridMultilevel"/>
     <w:tmpl w:val="2DCE9022"/>
@@ -3909,7 +4103,7 @@
     <w:abstractNumId w:val="13"/>
   </w:num>
   <w:num w:numId="3" w16cid:durableId="1879774570">
-    <w:abstractNumId w:val="25"/>
+    <w:abstractNumId w:val="27"/>
   </w:num>
   <w:num w:numId="4" w16cid:durableId="1593471681">
     <w:abstractNumId w:val="19"/>
@@ -3945,7 +4139,7 @@
     <w:abstractNumId w:val="14"/>
   </w:num>
   <w:num w:numId="15" w16cid:durableId="1306929089">
-    <w:abstractNumId w:val="26"/>
+    <w:abstractNumId w:val="28"/>
   </w:num>
   <w:num w:numId="16" w16cid:durableId="147670695">
     <w:abstractNumId w:val="8"/>
@@ -4015,6 +4209,12 @@
   </w:num>
   <w:num w:numId="36" w16cid:durableId="288510508">
     <w:abstractNumId w:val="11"/>
+  </w:num>
+  <w:num w:numId="37" w16cid:durableId="1394082570">
+    <w:abstractNumId w:val="25"/>
+  </w:num>
+  <w:num w:numId="38" w16cid:durableId="1698316040">
+    <w:abstractNumId w:val="26"/>
   </w:num>
 </w:numbering>
 </file>
@@ -5603,6 +5803,26 @@
       <w:lang w:val="en-CA"/>
     </w:rPr>
   </w:style>
+  <w:style w:type="numbering" w:customStyle="1" w:styleId="olstyle">
+    <w:name w:val="ol style"/>
+    <w:uiPriority w:val="99"/>
+    <w:rsid w:val="0011126A"/>
+    <w:pPr>
+      <w:numPr>
+        <w:numId w:val="37"/>
+      </w:numPr>
+    </w:pPr>
+  </w:style>
+  <w:style w:type="numbering" w:customStyle="1" w:styleId="ulstyle">
+    <w:name w:val="ul style"/>
+    <w:uiPriority w:val="99"/>
+    <w:rsid w:val="0011126A"/>
+    <w:pPr>
+      <w:numPr>
+        <w:numId w:val="38"/>
+      </w:numPr>
+    </w:pPr>
+  </w:style>
 </w:styles>
 </file>
 
@@ -5901,20 +6121,7 @@
 </file>
 
 <file path=customXml/item2.xml><?xml version="1.0" encoding="utf-8"?>
-<p:properties xmlns:p="http://schemas.microsoft.com/office/2006/metadata/properties" xmlns:xsi="http://www.w3.org/2001/XMLSchema-instance" xmlns:pc="http://schemas.microsoft.com/office/infopath/2007/PartnerControls">
-  <documentManagement>
-    <Status xmlns="92d68da2-9c2d-44ac-ae06-3f4a753b389d" xsi:nil="true"/>
-    <test xmlns="92d68da2-9c2d-44ac-ae06-3f4a753b389d" xsi:nil="true"/>
-    <DocumentType xmlns="92d68da2-9c2d-44ac-ae06-3f4a753b389d" xsi:nil="true"/>
-    <lcf76f155ced4ddcb4097134ff3c332f xmlns="92d68da2-9c2d-44ac-ae06-3f4a753b389d">
-      <Terms xmlns="http://schemas.microsoft.com/office/infopath/2007/PartnerControls"/>
-    </lcf76f155ced4ddcb4097134ff3c332f>
-    <Region xmlns="92d68da2-9c2d-44ac-ae06-3f4a753b389d" xsi:nil="true"/>
-    <TaxCatchAll xmlns="af38042d-bccf-41a5-8261-f25f76403ccf" xsi:nil="true"/>
-    <_ip_UnifiedCompliancePolicyUIAction xmlns="http://schemas.microsoft.com/sharepoint/v3" xsi:nil="true"/>
-    <_ip_UnifiedCompliancePolicyProperties xmlns="http://schemas.microsoft.com/sharepoint/v3" xsi:nil="true"/>
-  </documentManagement>
-</p:properties>
+<b:Sources xmlns:b="http://schemas.openxmlformats.org/officeDocument/2006/bibliography" xmlns="http://schemas.openxmlformats.org/officeDocument/2006/bibliography" SelectedStyle="\APA.XSL" StyleName="APA"/>
 </file>
 
 <file path=customXml/item3.xml><?xml version="1.0" encoding="utf-8"?>
@@ -6206,7 +6413,20 @@
 </file>
 
 <file path=customXml/item4.xml><?xml version="1.0" encoding="utf-8"?>
-<b:Sources xmlns:b="http://schemas.openxmlformats.org/officeDocument/2006/bibliography" xmlns="http://schemas.openxmlformats.org/officeDocument/2006/bibliography" SelectedStyle="\APA.XSL" StyleName="APA"/>
+<p:properties xmlns:p="http://schemas.microsoft.com/office/2006/metadata/properties" xmlns:xsi="http://www.w3.org/2001/XMLSchema-instance" xmlns:pc="http://schemas.microsoft.com/office/infopath/2007/PartnerControls">
+  <documentManagement>
+    <Status xmlns="92d68da2-9c2d-44ac-ae06-3f4a753b389d" xsi:nil="true"/>
+    <test xmlns="92d68da2-9c2d-44ac-ae06-3f4a753b389d" xsi:nil="true"/>
+    <DocumentType xmlns="92d68da2-9c2d-44ac-ae06-3f4a753b389d" xsi:nil="true"/>
+    <lcf76f155ced4ddcb4097134ff3c332f xmlns="92d68da2-9c2d-44ac-ae06-3f4a753b389d">
+      <Terms xmlns="http://schemas.microsoft.com/office/infopath/2007/PartnerControls"/>
+    </lcf76f155ced4ddcb4097134ff3c332f>
+    <Region xmlns="92d68da2-9c2d-44ac-ae06-3f4a753b389d" xsi:nil="true"/>
+    <TaxCatchAll xmlns="af38042d-bccf-41a5-8261-f25f76403ccf" xsi:nil="true"/>
+    <_ip_UnifiedCompliancePolicyUIAction xmlns="http://schemas.microsoft.com/sharepoint/v3" xsi:nil="true"/>
+    <_ip_UnifiedCompliancePolicyProperties xmlns="http://schemas.microsoft.com/sharepoint/v3" xsi:nil="true"/>
+  </documentManagement>
+</p:properties>
 </file>
 
 <file path=customXml/itemProps1.xml><?xml version="1.0" encoding="utf-8"?>
@@ -6218,13 +6438,9 @@
 </file>
 
 <file path=customXml/itemProps2.xml><?xml version="1.0" encoding="utf-8"?>
-<ds:datastoreItem xmlns:ds="http://schemas.openxmlformats.org/officeDocument/2006/customXml" ds:itemID="{33CE347D-96AD-4E2E-BFB0-11DB1E96F7C8}">
+<ds:datastoreItem xmlns:ds="http://schemas.openxmlformats.org/officeDocument/2006/customXml" ds:itemID="{8FD2BDE5-F1D6-40ED-BAF2-EE487A17D0B1}">
   <ds:schemaRefs>
-    <ds:schemaRef ds:uri="http://schemas.microsoft.com/office/2006/metadata/properties"/>
-    <ds:schemaRef ds:uri="http://schemas.microsoft.com/office/infopath/2007/PartnerControls"/>
-    <ds:schemaRef ds:uri="92d68da2-9c2d-44ac-ae06-3f4a753b389d"/>
-    <ds:schemaRef ds:uri="af38042d-bccf-41a5-8261-f25f76403ccf"/>
-    <ds:schemaRef ds:uri="http://schemas.microsoft.com/sharepoint/v3"/>
+    <ds:schemaRef ds:uri="http://schemas.openxmlformats.org/officeDocument/2006/bibliography"/>
   </ds:schemaRefs>
 </ds:datastoreItem>
 </file>
@@ -6250,9 +6466,13 @@
 </file>
 
 <file path=customXml/itemProps4.xml><?xml version="1.0" encoding="utf-8"?>
-<ds:datastoreItem xmlns:ds="http://schemas.openxmlformats.org/officeDocument/2006/customXml" ds:itemID="{8FD2BDE5-F1D6-40ED-BAF2-EE487A17D0B1}">
+<ds:datastoreItem xmlns:ds="http://schemas.openxmlformats.org/officeDocument/2006/customXml" ds:itemID="{33CE347D-96AD-4E2E-BFB0-11DB1E96F7C8}">
   <ds:schemaRefs>
-    <ds:schemaRef ds:uri="http://schemas.openxmlformats.org/officeDocument/2006/bibliography"/>
+    <ds:schemaRef ds:uri="http://schemas.microsoft.com/office/2006/metadata/properties"/>
+    <ds:schemaRef ds:uri="http://schemas.microsoft.com/office/infopath/2007/PartnerControls"/>
+    <ds:schemaRef ds:uri="92d68da2-9c2d-44ac-ae06-3f4a753b389d"/>
+    <ds:schemaRef ds:uri="af38042d-bccf-41a5-8261-f25f76403ccf"/>
+    <ds:schemaRef ds:uri="http://schemas.microsoft.com/sharepoint/v3"/>
   </ds:schemaRefs>
 </ds:datastoreItem>
 </file>